--- a/setup/Cách 1 dùng bak để setup.docx
+++ b/setup/Cách 1 dùng bak để setup.docx
@@ -439,220 +439,656 @@
           <w:szCs w:val="26"/>
         </w:rPr>
         <w:pict w14:anchorId="27EAF843">
-          <v:rect id="_x0000_i1061" style="width:468pt;height:1.2pt" o:hralign="center" o:hrstd="t" o:hr="t" fillcolor="#a0a0a0" stroked="f"/>
+          <v:rect id="_x0000_i1025" style="width:468pt;height:1.2pt" o:hralign="center" o:hrstd="t" o:hr="t" fillcolor="#a0a0a0" stroked="f"/>
         </w:pict>
       </w:r>
     </w:p>
     <w:p>
       <w:pPr>
         <w:rPr>
+          <w:rFonts w:ascii="Times New Roman" w:hAnsi="Times New Roman" w:cs="Times New Roman"/>
           <w:b/>
           <w:bCs/>
-        </w:rPr>
-      </w:pPr>
-      <w:r>
-        <w:rPr>
+          <w:sz w:val="26"/>
+          <w:szCs w:val="26"/>
+        </w:rPr>
+      </w:pPr>
+      <w:r>
+        <w:rPr>
+          <w:rFonts w:ascii="Times New Roman" w:hAnsi="Times New Roman" w:cs="Times New Roman"/>
           <w:b/>
           <w:bCs/>
+          <w:sz w:val="26"/>
+          <w:szCs w:val="26"/>
         </w:rPr>
         <w:t>Mở source code</w:t>
       </w:r>
     </w:p>
     <w:p>
-      <w:r>
+      <w:pPr>
+        <w:rPr>
+          <w:rFonts w:ascii="Times New Roman" w:hAnsi="Times New Roman" w:cs="Times New Roman"/>
+          <w:sz w:val="26"/>
+          <w:szCs w:val="26"/>
+        </w:rPr>
+      </w:pPr>
+      <w:r>
+        <w:rPr>
+          <w:rFonts w:ascii="Times New Roman" w:hAnsi="Times New Roman" w:cs="Times New Roman"/>
+          <w:sz w:val="26"/>
+          <w:szCs w:val="26"/>
+        </w:rPr>
         <w:t>Mở thư mục:</w:t>
       </w:r>
     </w:p>
     <w:p>
-      <w:r>
+      <w:pPr>
+        <w:rPr>
+          <w:rFonts w:ascii="Times New Roman" w:hAnsi="Times New Roman" w:cs="Times New Roman"/>
+          <w:sz w:val="26"/>
+          <w:szCs w:val="26"/>
+        </w:rPr>
+      </w:pPr>
+      <w:r>
+        <w:rPr>
+          <w:rFonts w:ascii="Times New Roman" w:hAnsi="Times New Roman" w:cs="Times New Roman"/>
+          <w:sz w:val="26"/>
+          <w:szCs w:val="26"/>
+        </w:rPr>
         <w:t>src/PhongTroSinhVien</w:t>
       </w:r>
     </w:p>
     <w:p>
-      <w:r>
+      <w:pPr>
+        <w:rPr>
+          <w:rFonts w:ascii="Times New Roman" w:hAnsi="Times New Roman" w:cs="Times New Roman"/>
+          <w:sz w:val="26"/>
+          <w:szCs w:val="26"/>
+        </w:rPr>
+      </w:pPr>
+      <w:r>
+        <w:rPr>
+          <w:rFonts w:ascii="Times New Roman" w:hAnsi="Times New Roman" w:cs="Times New Roman"/>
+          <w:sz w:val="26"/>
+          <w:szCs w:val="26"/>
+        </w:rPr>
         <w:t>bằng Visual Studio Code hoặc Visual Studio.</w:t>
       </w:r>
     </w:p>
-    <w:p/>
-    <w:p>
-      <w:pPr>
-        <w:rPr>
+    <w:p>
+      <w:pPr>
+        <w:rPr>
+          <w:rFonts w:ascii="Times New Roman" w:hAnsi="Times New Roman" w:cs="Times New Roman"/>
+          <w:sz w:val="26"/>
+          <w:szCs w:val="26"/>
+        </w:rPr>
+      </w:pPr>
+    </w:p>
+    <w:p>
+      <w:pPr>
+        <w:rPr>
+          <w:rFonts w:ascii="Times New Roman" w:hAnsi="Times New Roman" w:cs="Times New Roman"/>
           <w:b/>
           <w:bCs/>
-        </w:rPr>
-      </w:pPr>
-      <w:r>
-        <w:rPr>
+          <w:sz w:val="26"/>
+          <w:szCs w:val="26"/>
+        </w:rPr>
+      </w:pPr>
+      <w:r>
+        <w:rPr>
+          <w:rFonts w:ascii="Times New Roman" w:hAnsi="Times New Roman" w:cs="Times New Roman"/>
           <w:b/>
           <w:bCs/>
+          <w:sz w:val="26"/>
+          <w:szCs w:val="26"/>
         </w:rPr>
         <w:t>Cấu hình chuỗi kết nối</w:t>
       </w:r>
     </w:p>
     <w:p>
-      <w:r>
+      <w:pPr>
+        <w:rPr>
+          <w:rFonts w:ascii="Times New Roman" w:hAnsi="Times New Roman" w:cs="Times New Roman"/>
+          <w:sz w:val="26"/>
+          <w:szCs w:val="26"/>
+        </w:rPr>
+      </w:pPr>
+      <w:r>
+        <w:rPr>
+          <w:rFonts w:ascii="Times New Roman" w:hAnsi="Times New Roman" w:cs="Times New Roman"/>
+          <w:sz w:val="26"/>
+          <w:szCs w:val="26"/>
+        </w:rPr>
         <w:t>Mở file:</w:t>
       </w:r>
     </w:p>
     <w:p>
-      <w:r>
+      <w:pPr>
+        <w:rPr>
+          <w:rFonts w:ascii="Times New Roman" w:hAnsi="Times New Roman" w:cs="Times New Roman"/>
+          <w:sz w:val="26"/>
+          <w:szCs w:val="26"/>
+        </w:rPr>
+      </w:pPr>
+      <w:r>
+        <w:rPr>
+          <w:rFonts w:ascii="Times New Roman" w:hAnsi="Times New Roman" w:cs="Times New Roman"/>
+          <w:sz w:val="26"/>
+          <w:szCs w:val="26"/>
+        </w:rPr>
         <w:t>appsettings.json</w:t>
       </w:r>
     </w:p>
     <w:p>
-      <w:r>
+      <w:pPr>
+        <w:rPr>
+          <w:rFonts w:ascii="Times New Roman" w:hAnsi="Times New Roman" w:cs="Times New Roman"/>
+          <w:sz w:val="26"/>
+          <w:szCs w:val="26"/>
+        </w:rPr>
+      </w:pPr>
+      <w:r>
+        <w:rPr>
+          <w:rFonts w:ascii="Times New Roman" w:hAnsi="Times New Roman" w:cs="Times New Roman"/>
+          <w:sz w:val="26"/>
+          <w:szCs w:val="26"/>
+        </w:rPr>
         <w:t>Chỉnh sửa chuỗi kết nối phù hợp với SQL Server trên máy cài đặt:</w:t>
       </w:r>
     </w:p>
     <w:p>
-      <w:r>
+      <w:pPr>
+        <w:rPr>
+          <w:rFonts w:ascii="Times New Roman" w:hAnsi="Times New Roman" w:cs="Times New Roman"/>
+          <w:sz w:val="26"/>
+          <w:szCs w:val="26"/>
+        </w:rPr>
+      </w:pPr>
+      <w:r>
+        <w:rPr>
+          <w:rFonts w:ascii="Times New Roman" w:hAnsi="Times New Roman" w:cs="Times New Roman"/>
+          <w:sz w:val="26"/>
+          <w:szCs w:val="26"/>
+        </w:rPr>
         <w:t> "ConnectionStrings": {</w:t>
       </w:r>
     </w:p>
     <w:p>
-      <w:r>
+      <w:pPr>
+        <w:rPr>
+          <w:rFonts w:ascii="Times New Roman" w:hAnsi="Times New Roman" w:cs="Times New Roman"/>
+          <w:sz w:val="26"/>
+          <w:szCs w:val="26"/>
+        </w:rPr>
+      </w:pPr>
+      <w:r>
+        <w:rPr>
+          <w:rFonts w:ascii="Times New Roman" w:hAnsi="Times New Roman" w:cs="Times New Roman"/>
+          <w:sz w:val="26"/>
+          <w:szCs w:val="26"/>
+        </w:rPr>
         <w:t>    "DefaultConnection": "Server=</w:t>
       </w:r>
       <w:r>
         <w:rPr>
+          <w:rFonts w:ascii="Times New Roman" w:hAnsi="Times New Roman" w:cs="Times New Roman"/>
           <w:color w:val="FF0000"/>
+          <w:sz w:val="26"/>
+          <w:szCs w:val="26"/>
         </w:rPr>
         <w:t>LAPTOP-IS4AMGUR\\DUONGTHANG</w:t>
       </w:r>
       <w:r>
+        <w:rPr>
+          <w:rFonts w:ascii="Times New Roman" w:hAnsi="Times New Roman" w:cs="Times New Roman"/>
+          <w:sz w:val="26"/>
+          <w:szCs w:val="26"/>
+        </w:rPr>
         <w:t>;Database=QuanLyPhongTro;Trusted_Connection=True;TrustServerCertificate=True;"</w:t>
       </w:r>
     </w:p>
     <w:p>
-      <w:r>
+      <w:pPr>
+        <w:rPr>
+          <w:rFonts w:ascii="Times New Roman" w:hAnsi="Times New Roman" w:cs="Times New Roman"/>
+          <w:sz w:val="26"/>
+          <w:szCs w:val="26"/>
+        </w:rPr>
+      </w:pPr>
+      <w:r>
+        <w:rPr>
+          <w:rFonts w:ascii="Times New Roman" w:hAnsi="Times New Roman" w:cs="Times New Roman"/>
+          <w:sz w:val="26"/>
+          <w:szCs w:val="26"/>
+        </w:rPr>
         <w:t>  }</w:t>
       </w:r>
     </w:p>
     <w:p>
-      <w:r>
+      <w:pPr>
+        <w:rPr>
+          <w:rFonts w:ascii="Times New Roman" w:hAnsi="Times New Roman" w:cs="Times New Roman"/>
+          <w:sz w:val="26"/>
+          <w:szCs w:val="26"/>
+        </w:rPr>
+      </w:pPr>
+      <w:r>
+        <w:rPr>
+          <w:rFonts w:ascii="Times New Roman" w:hAnsi="Times New Roman" w:cs="Times New Roman"/>
+          <w:sz w:val="26"/>
+          <w:szCs w:val="26"/>
+        </w:rPr>
         <w:t>Ví dụ:</w:t>
       </w:r>
     </w:p>
     <w:p>
-      <w:r>
+      <w:pPr>
+        <w:rPr>
+          <w:rFonts w:ascii="Times New Roman" w:hAnsi="Times New Roman" w:cs="Times New Roman"/>
+          <w:sz w:val="26"/>
+          <w:szCs w:val="26"/>
+        </w:rPr>
+      </w:pPr>
+      <w:r>
+        <w:rPr>
+          <w:rFonts w:ascii="Times New Roman" w:hAnsi="Times New Roman" w:cs="Times New Roman"/>
+          <w:sz w:val="26"/>
+          <w:szCs w:val="26"/>
+        </w:rPr>
         <w:t>"ConnectionStrings": {</w:t>
       </w:r>
       <w:r>
+        <w:rPr>
+          <w:rFonts w:ascii="Times New Roman" w:hAnsi="Times New Roman" w:cs="Times New Roman"/>
+          <w:sz w:val="26"/>
+          <w:szCs w:val="26"/>
+        </w:rPr>
         <w:br/>
         <w:t>"DefaultConnection": "Server=</w:t>
       </w:r>
       <w:r>
         <w:rPr>
+          <w:rFonts w:ascii="Times New Roman" w:hAnsi="Times New Roman" w:cs="Times New Roman"/>
           <w:color w:val="FF0000"/>
+          <w:sz w:val="26"/>
+          <w:szCs w:val="26"/>
         </w:rPr>
         <w:t>LAPTOP-XXXXXX</w:t>
       </w:r>
       <w:r>
+        <w:rPr>
+          <w:rFonts w:ascii="Times New Roman" w:hAnsi="Times New Roman" w:cs="Times New Roman"/>
+          <w:sz w:val="26"/>
+          <w:szCs w:val="26"/>
+        </w:rPr>
         <w:t>;Database=QuanLyPhongTro;Trusted_Connection=True;TrustServerCertificate=True"</w:t>
       </w:r>
       <w:r>
+        <w:rPr>
+          <w:rFonts w:ascii="Times New Roman" w:hAnsi="Times New Roman" w:cs="Times New Roman"/>
+          <w:sz w:val="26"/>
+          <w:szCs w:val="26"/>
+        </w:rPr>
         <w:br/>
         <w:t>}</w:t>
       </w:r>
     </w:p>
-    <w:p/>
-    <w:p>
-      <w:pPr>
-        <w:rPr>
+    <w:p>
+      <w:pPr>
+        <w:rPr>
+          <w:rFonts w:ascii="Times New Roman" w:hAnsi="Times New Roman" w:cs="Times New Roman"/>
+          <w:sz w:val="26"/>
+          <w:szCs w:val="26"/>
+        </w:rPr>
+      </w:pPr>
+    </w:p>
+    <w:p>
+      <w:pPr>
+        <w:rPr>
+          <w:rFonts w:ascii="Times New Roman" w:hAnsi="Times New Roman" w:cs="Times New Roman"/>
           <w:b/>
           <w:bCs/>
-        </w:rPr>
-      </w:pPr>
-      <w:r>
-        <w:rPr>
+          <w:sz w:val="26"/>
+          <w:szCs w:val="26"/>
+        </w:rPr>
+      </w:pPr>
+      <w:r>
+        <w:rPr>
+          <w:rFonts w:ascii="Times New Roman" w:hAnsi="Times New Roman" w:cs="Times New Roman"/>
           <w:b/>
           <w:bCs/>
+          <w:sz w:val="26"/>
+          <w:szCs w:val="26"/>
         </w:rPr>
         <w:t>Cài đặt thư viện</w:t>
       </w:r>
     </w:p>
     <w:p>
-      <w:r>
+      <w:pPr>
+        <w:rPr>
+          <w:rFonts w:ascii="Times New Roman" w:hAnsi="Times New Roman" w:cs="Times New Roman"/>
+          <w:sz w:val="26"/>
+          <w:szCs w:val="26"/>
+        </w:rPr>
+      </w:pPr>
+      <w:r>
+        <w:rPr>
+          <w:rFonts w:ascii="Times New Roman" w:hAnsi="Times New Roman" w:cs="Times New Roman"/>
+          <w:sz w:val="26"/>
+          <w:szCs w:val="26"/>
+        </w:rPr>
         <w:t>Mở Terminal tại thư mục dự án và chạy:</w:t>
       </w:r>
     </w:p>
     <w:p>
-      <w:r>
+      <w:pPr>
+        <w:rPr>
+          <w:rFonts w:ascii="Times New Roman" w:hAnsi="Times New Roman" w:cs="Times New Roman"/>
+          <w:sz w:val="26"/>
+          <w:szCs w:val="26"/>
+        </w:rPr>
+      </w:pPr>
+      <w:r>
+        <w:rPr>
+          <w:rFonts w:ascii="Times New Roman" w:hAnsi="Times New Roman" w:cs="Times New Roman"/>
+          <w:sz w:val="26"/>
+          <w:szCs w:val="26"/>
+        </w:rPr>
         <w:t>dotnet restore</w:t>
       </w:r>
     </w:p>
-    <w:p/>
-    <w:p>
-      <w:r>
-        <w:rPr>
+    <w:p>
+      <w:pPr>
+        <w:rPr>
+          <w:rFonts w:ascii="Times New Roman" w:hAnsi="Times New Roman" w:cs="Times New Roman"/>
+          <w:sz w:val="26"/>
+          <w:szCs w:val="26"/>
+        </w:rPr>
+      </w:pPr>
+    </w:p>
+    <w:p>
+      <w:pPr>
+        <w:rPr>
+          <w:rFonts w:ascii="Times New Roman" w:hAnsi="Times New Roman" w:cs="Times New Roman"/>
+          <w:sz w:val="26"/>
+          <w:szCs w:val="26"/>
+        </w:rPr>
+      </w:pPr>
+      <w:r>
+        <w:rPr>
+          <w:rFonts w:ascii="Times New Roman" w:hAnsi="Times New Roman" w:cs="Times New Roman"/>
           <w:b/>
           <w:bCs/>
+          <w:sz w:val="26"/>
+          <w:szCs w:val="26"/>
         </w:rPr>
         <w:t>Biên dịch dự án</w:t>
       </w:r>
       <w:r>
+        <w:rPr>
+          <w:rFonts w:ascii="Times New Roman" w:hAnsi="Times New Roman" w:cs="Times New Roman"/>
+          <w:sz w:val="26"/>
+          <w:szCs w:val="26"/>
+        </w:rPr>
         <w:br/>
       </w:r>
       <w:r>
+        <w:rPr>
+          <w:rFonts w:ascii="Times New Roman" w:hAnsi="Times New Roman" w:cs="Times New Roman"/>
+          <w:sz w:val="26"/>
+          <w:szCs w:val="26"/>
+        </w:rPr>
         <w:br/>
         <w:t>dotnet build</w:t>
       </w:r>
     </w:p>
-    <w:p/>
-    <w:p>
-      <w:pPr>
-        <w:rPr>
+    <w:p>
+      <w:pPr>
+        <w:rPr>
+          <w:rFonts w:ascii="Times New Roman" w:hAnsi="Times New Roman" w:cs="Times New Roman"/>
+          <w:sz w:val="26"/>
+          <w:szCs w:val="26"/>
+        </w:rPr>
+      </w:pPr>
+    </w:p>
+    <w:p>
+      <w:pPr>
+        <w:rPr>
+          <w:rFonts w:ascii="Times New Roman" w:hAnsi="Times New Roman" w:cs="Times New Roman"/>
           <w:b/>
           <w:bCs/>
-        </w:rPr>
-      </w:pPr>
-      <w:r>
-        <w:rPr>
+          <w:sz w:val="26"/>
+          <w:szCs w:val="26"/>
+        </w:rPr>
+      </w:pPr>
+      <w:r>
+        <w:rPr>
+          <w:rFonts w:ascii="Times New Roman" w:hAnsi="Times New Roman" w:cs="Times New Roman"/>
           <w:b/>
           <w:bCs/>
+          <w:sz w:val="26"/>
+          <w:szCs w:val="26"/>
         </w:rPr>
         <w:t>Khởi động hệ thống</w:t>
       </w:r>
     </w:p>
     <w:p>
-      <w:r>
+      <w:pPr>
+        <w:rPr>
+          <w:rFonts w:ascii="Times New Roman" w:hAnsi="Times New Roman" w:cs="Times New Roman"/>
+          <w:sz w:val="26"/>
+          <w:szCs w:val="26"/>
+        </w:rPr>
+      </w:pPr>
+      <w:r>
+        <w:rPr>
+          <w:rFonts w:ascii="Times New Roman" w:hAnsi="Times New Roman" w:cs="Times New Roman"/>
+          <w:sz w:val="26"/>
+          <w:szCs w:val="26"/>
+        </w:rPr>
         <w:t>Chạy lệnh:</w:t>
       </w:r>
     </w:p>
     <w:p>
-      <w:r>
+      <w:pPr>
+        <w:rPr>
+          <w:rFonts w:ascii="Times New Roman" w:hAnsi="Times New Roman" w:cs="Times New Roman"/>
+          <w:sz w:val="26"/>
+          <w:szCs w:val="26"/>
+        </w:rPr>
+      </w:pPr>
+      <w:r>
+        <w:rPr>
+          <w:rFonts w:ascii="Times New Roman" w:hAnsi="Times New Roman" w:cs="Times New Roman"/>
+          <w:sz w:val="26"/>
+          <w:szCs w:val="26"/>
+        </w:rPr>
         <w:t>dotnet run</w:t>
       </w:r>
     </w:p>
     <w:p>
-      <w:r>
+      <w:pPr>
+        <w:rPr>
+          <w:rFonts w:ascii="Times New Roman" w:hAnsi="Times New Roman" w:cs="Times New Roman"/>
+          <w:sz w:val="26"/>
+          <w:szCs w:val="26"/>
+        </w:rPr>
+      </w:pPr>
+      <w:r>
+        <w:rPr>
+          <w:rFonts w:ascii="Times New Roman" w:hAnsi="Times New Roman" w:cs="Times New Roman"/>
+          <w:sz w:val="26"/>
+          <w:szCs w:val="26"/>
+        </w:rPr>
         <w:t xml:space="preserve"> hoặc </w:t>
       </w:r>
     </w:p>
     <w:p>
-      <w:r>
+      <w:pPr>
+        <w:rPr>
+          <w:rFonts w:ascii="Times New Roman" w:hAnsi="Times New Roman" w:cs="Times New Roman"/>
+          <w:sz w:val="26"/>
+          <w:szCs w:val="26"/>
+        </w:rPr>
+      </w:pPr>
+      <w:r>
+        <w:rPr>
+          <w:rFonts w:ascii="Times New Roman" w:hAnsi="Times New Roman" w:cs="Times New Roman"/>
+          <w:sz w:val="26"/>
+          <w:szCs w:val="26"/>
+        </w:rPr>
         <w:t>dotnet watch run</w:t>
       </w:r>
     </w:p>
     <w:p>
-      <w:r>
+      <w:pPr>
+        <w:rPr>
+          <w:rFonts w:ascii="Times New Roman" w:hAnsi="Times New Roman" w:cs="Times New Roman"/>
+          <w:sz w:val="26"/>
+          <w:szCs w:val="26"/>
+        </w:rPr>
+      </w:pPr>
+      <w:r>
+        <w:rPr>
+          <w:rFonts w:ascii="Times New Roman" w:hAnsi="Times New Roman" w:cs="Times New Roman"/>
+          <w:sz w:val="26"/>
+          <w:szCs w:val="26"/>
+        </w:rPr>
         <w:t>Sau khi chạy thành công, trình duyệt sẽ mở địa chỉ:</w:t>
       </w:r>
     </w:p>
     <w:p>
+      <w:pPr>
+        <w:rPr>
+          <w:rFonts w:ascii="Times New Roman" w:hAnsi="Times New Roman" w:cs="Times New Roman"/>
+          <w:sz w:val="26"/>
+          <w:szCs w:val="26"/>
+        </w:rPr>
+      </w:pPr>
       <w:hyperlink r:id="rId4" w:history="1">
         <w:r>
           <w:rPr>
             <w:rStyle w:val="Siuktni"/>
+            <w:rFonts w:ascii="Times New Roman" w:hAnsi="Times New Roman" w:cs="Times New Roman"/>
+            <w:sz w:val="26"/>
+            <w:szCs w:val="26"/>
           </w:rPr>
           <w:t>https://localhost:xxxx</w:t>
         </w:r>
       </w:hyperlink>
     </w:p>
-    <w:p/>
-    <w:p/>
-    <w:p/>
-    <w:p/>
+    <w:p>
+      <w:pPr>
+        <w:rPr>
+          <w:rFonts w:ascii="Times New Roman" w:hAnsi="Times New Roman" w:cs="Times New Roman"/>
+          <w:sz w:val="26"/>
+          <w:szCs w:val="26"/>
+        </w:rPr>
+      </w:pPr>
+    </w:p>
+    <w:p>
+      <w:pPr>
+        <w:rPr>
+          <w:rFonts w:ascii="Times New Roman" w:hAnsi="Times New Roman" w:cs="Times New Roman"/>
+          <w:sz w:val="26"/>
+          <w:szCs w:val="26"/>
+        </w:rPr>
+      </w:pPr>
+      <w:r>
+        <w:rPr>
+          <w:rFonts w:ascii="Times New Roman" w:hAnsi="Times New Roman" w:cs="Times New Roman"/>
+          <w:sz w:val="26"/>
+          <w:szCs w:val="26"/>
+        </w:rPr>
+        <w:t>T</w:t>
+      </w:r>
+      <w:r>
+        <w:rPr>
+          <w:rFonts w:ascii="Times New Roman" w:hAnsi="Times New Roman" w:cs="Times New Roman"/>
+          <w:sz w:val="26"/>
+          <w:szCs w:val="26"/>
+        </w:rPr>
+        <w:t>ài khoản admin là :</w:t>
+      </w:r>
+      <w:r>
+        <w:rPr>
+          <w:rFonts w:ascii="Times New Roman" w:eastAsia="Times New Roman" w:hAnsi="Times New Roman" w:cs="Times New Roman"/>
+          <w:color w:val="D4D4D4"/>
+          <w:kern w:val="0"/>
+          <w:sz w:val="26"/>
+          <w:szCs w:val="26"/>
+          <w14:ligatures w14:val="none"/>
+        </w:rPr>
+        <w:t xml:space="preserve"> </w:t>
+      </w:r>
+      <w:r>
+        <w:rPr>
+          <w:rFonts w:ascii="Times New Roman" w:hAnsi="Times New Roman" w:cs="Times New Roman"/>
+          <w:sz w:val="26"/>
+          <w:szCs w:val="26"/>
+        </w:rPr>
+        <w:t xml:space="preserve">Đặng Dương Thắng </w:t>
+      </w:r>
+      <w:r>
+        <w:rPr>
+          <w:rFonts w:ascii="Times New Roman" w:hAnsi="Times New Roman" w:cs="Times New Roman"/>
+          <w:sz w:val="26"/>
+          <w:szCs w:val="26"/>
+        </w:rPr>
+        <w:t xml:space="preserve">  </w:t>
+      </w:r>
+    </w:p>
+    <w:p>
+      <w:pPr>
+        <w:rPr>
+          <w:rFonts w:ascii="Times New Roman" w:hAnsi="Times New Roman" w:cs="Times New Roman"/>
+          <w:sz w:val="26"/>
+          <w:szCs w:val="26"/>
+        </w:rPr>
+      </w:pPr>
+      <w:r>
+        <w:rPr>
+          <w:rFonts w:ascii="Times New Roman" w:hAnsi="Times New Roman" w:cs="Times New Roman"/>
+          <w:sz w:val="26"/>
+          <w:szCs w:val="26"/>
+        </w:rPr>
+        <w:t>M</w:t>
+      </w:r>
+      <w:r>
+        <w:rPr>
+          <w:rFonts w:ascii="Times New Roman" w:hAnsi="Times New Roman" w:cs="Times New Roman"/>
+          <w:sz w:val="26"/>
+          <w:szCs w:val="26"/>
+        </w:rPr>
+        <w:t>ật khẩu :</w:t>
+      </w:r>
+      <w:r>
+        <w:rPr>
+          <w:rFonts w:ascii="Times New Roman" w:hAnsi="Times New Roman" w:cs="Times New Roman"/>
+          <w:sz w:val="26"/>
+          <w:szCs w:val="26"/>
+        </w:rPr>
+        <w:t>123456</w:t>
+      </w:r>
+    </w:p>
+    <w:p>
+      <w:pPr>
+        <w:rPr>
+          <w:rFonts w:ascii="Times New Roman" w:hAnsi="Times New Roman" w:cs="Times New Roman"/>
+          <w:sz w:val="26"/>
+          <w:szCs w:val="26"/>
+        </w:rPr>
+      </w:pPr>
+    </w:p>
+    <w:p>
+      <w:pPr>
+        <w:rPr>
+          <w:rFonts w:ascii="Times New Roman" w:hAnsi="Times New Roman" w:cs="Times New Roman"/>
+          <w:sz w:val="26"/>
+          <w:szCs w:val="26"/>
+        </w:rPr>
+      </w:pPr>
+    </w:p>
     <w:sectPr>
       <w:pgSz w:w="11910" w:h="16850"/>
       <w:pgMar w:top="1134" w:right="1134" w:bottom="1134" w:left="1701" w:header="561" w:footer="680" w:gutter="0"/>
